--- a/downloads/documents/05 Materials/Unit 02/Slides/Slides 02.20 - Employability Soft Skills Superpower.docx
+++ b/downloads/documents/05 Materials/Unit 02/Slides/Slides 02.20 - Employability Soft Skills Superpower.docx
@@ -17,7 +17,7 @@
         <w:pStyle w:val="FirstParagraph"/>
       </w:pPr>
       <w:r>
-        <w:t xml:space="preserve">Lesson 2.20, Unit 2. One period. Eleven slides. The trading window (Step 1) runs on the ClassroomStreet screen, not on these slides; switch to the deck after the reset cue.</w:t>
+        <w:t xml:space="preserve">Lesson 2.20, Unit 2. One period. Eleven slides. The Round 2 replay block (Step 1) runs on the board with the 1925 prices from the kit; Slide 2 holds the instructions. Switch to the rest of the deck after the reset cue.</w:t>
       </w:r>
     </w:p>
     <w:p>
@@ -90,9 +90,9 @@
       <w:pPr>
         <w:pStyle w:val="Heading2"/>
       </w:pPr>
-      <w:bookmarkStart w:id="22" w:name="slide-2-trading-window"/>
-      <w:r>
-        <w:t xml:space="preserve">Slide 2: Trading window</w:t>
+      <w:bookmarkStart w:id="22" w:name="slide-2-round-2-block-1-1925"/>
+      <w:r>
+        <w:t xml:space="preserve">Slide 2: Round 2, block 1: 1925</w:t>
       </w:r>
       <w:bookmarkEnd w:id="22"/>
     </w:p>
@@ -105,7 +105,7 @@
         <w:pStyle w:val="Compact"/>
       </w:pPr>
       <w:r>
-        <w:t xml:space="preserve">ClassroomStreet is open. Ten minutes.</w:t>
+        <w:t xml:space="preserve">The Gilded Age Market replays. It is 1925. Fresh ledger, fresh $1,000. Ten minutes.</w:t>
       </w:r>
     </w:p>
     <w:p>
@@ -117,7 +117,7 @@
         <w:pStyle w:val="Compact"/>
       </w:pPr>
       <w:r>
-        <w:t xml:space="preserve">Read today’s dispatch. Decide: buy, sell, or hold, now that you know what every venture really is.</w:t>
+        <w:t xml:space="preserve">Prices: RAIL 56, OIL 56, GAS 32, ELEC 72, STEEL 72, AUTO 48, RADIO 80. The bank still pays 3 percent.</w:t>
       </w:r>
     </w:p>
     <w:p>
@@ -129,7 +129,7 @@
         <w:pStyle w:val="Compact"/>
       </w:pPr>
       <w:r>
-        <w:t xml:space="preserve">Write the Round 2, Day 1 line in your Investor Journal.</w:t>
+        <w:t xml:space="preserve">You know what comes next: the crash, then the bottom. Buy, borrow on margin, or bank it.</w:t>
       </w:r>
     </w:p>
     <w:p>
@@ -141,7 +141,7 @@
         <w:pStyle w:val="Compact"/>
       </w:pPr>
       <w:r>
-        <w:t xml:space="preserve">The window closes at the reset cue.</w:t>
+        <w:t xml:space="preserve">Write the Round 2, Day 1 line in your Investor Journal. The block closes at the reset cue.</w:t>
       </w:r>
     </w:p>
     <w:p>
@@ -149,16 +149,28 @@
         <w:pStyle w:val="FirstParagraph"/>
       </w:pPr>
       <w:r>
-        <w:t xml:space="preserve">Notes: Round 2, windows 41 to 47. Same board, same account, same rules. Answer only</w:t>
+        <w:t xml:space="preserve">Notes: Round 2, block 1 of 3. The 1925 prices are page 2 of</w:t>
       </w:r>
       <w:r>
         <w:t xml:space="preserve"> </w:t>
       </w:r>
       <w:r>
+        <w:rPr>
+          <w:rStyle w:val="VerbatimChar"/>
+        </w:rPr>
+        <w:t xml:space="preserve">Handout 02.14 - The Gilded Age Market Kit.md</w:t>
+      </w:r>
+      <w:r>
+        <w:t xml:space="preserve">; the margin line is open at the Round 6 rule. Answer only</w:t>
+      </w:r>
+      <w:r>
+        <w:t xml:space="preserve"> </w:t>
+      </w:r>
+      <w:r>
         <w:t xml:space="preserve">“</w:t>
       </w:r>
       <w:r>
-        <w:t xml:space="preserve">how do I place a trade</w:t>
+        <w:t xml:space="preserve">how do I write a trade</w:t>
       </w:r>
       <w:r>
         <w:t xml:space="preserve">”</w:t>

--- a/downloads/documents/05 Materials/Unit 02/Slides/Slides 02.20 - Employability Soft Skills Superpower.docx
+++ b/downloads/documents/05 Materials/Unit 02/Slides/Slides 02.20 - Employability Soft Skills Superpower.docx
@@ -141,7 +141,7 @@
         <w:pStyle w:val="Compact"/>
       </w:pPr>
       <w:r>
-        <w:t xml:space="preserve">Write the Round 2, Day 1 line in your Investor Journal. The block closes at the reset cue.</w:t>
+        <w:t xml:space="preserve">Write the Block 1 line on your replay half sheet (the last page of the Investor Journal). The block closes at the reset cue.</w:t>
       </w:r>
     </w:p>
     <w:p>
@@ -481,7 +481,7 @@
         <w:pStyle w:val="Compact"/>
       </w:pPr>
       <w:r>
-        <w:t xml:space="preserve">A lab role (name it). The Silent Measurement Challenge. The $40 project. The Investor Challenge. A class job.</w:t>
+        <w:t xml:space="preserve">A lab role (name it). The Silent Measurement Challenge. The $40 project. The Gilded Age Market. A class job.</w:t>
       </w:r>
     </w:p>
     <w:p>
@@ -789,7 +789,7 @@
         <w:pStyle w:val="Compact"/>
       </w:pPr>
       <w:r>
-        <w:t xml:space="preserve">Fix your last line if the question exposed a gap.</w:t>
+        <w:t xml:space="preserve">Fix your last line if you could not answer the question.</w:t>
       </w:r>
     </w:p>
     <w:p>
